--- a/working_frankenstein_f9.docx
+++ b/working_frankenstein_f9.docx
@@ -2127,7 +2127,21 @@
         <w:rPr>
           <w:rFonts w:ascii="Times New Roman" w:hAnsi="Times New Roman" w:cs="Times New Roman"/>
         </w:rPr>
-        <w:t xml:space="preserve">Like Pressley, State Senator Liz Miranda also centers her “proximally-impacted” identities, drawing on familial and personal experiences with the carceral state. Both routinely meet with constituents in prison and quote them in floor speeches and media, maintain ongoing lines of communication with their loved ones, </w:t>
+        <w:t>Like Pressley, State Senator Liz Miranda also centers her “</w:t>
+      </w:r>
+      <w:proofErr w:type="gramStart"/>
+      <w:r>
+        <w:rPr>
+          <w:rFonts w:ascii="Times New Roman" w:hAnsi="Times New Roman" w:cs="Times New Roman"/>
+        </w:rPr>
+        <w:t>proximally-impacted</w:t>
+      </w:r>
+      <w:proofErr w:type="gramEnd"/>
+      <w:r>
+        <w:rPr>
+          <w:rFonts w:ascii="Times New Roman" w:hAnsi="Times New Roman" w:cs="Times New Roman"/>
+        </w:rPr>
+        <w:t xml:space="preserve">” identities, drawing on familial and personal experiences with the carceral state. Both routinely meet with constituents in prison and quote them in floor speeches and media, maintain ongoing lines of communication with their loved ones, </w:t>
       </w:r>
       <w:commentRangeEnd w:id="2"/>
       <w:r>
@@ -2416,7 +2430,21 @@
         <w:rPr>
           <w:rFonts w:ascii="Times New Roman" w:hAnsi="Times New Roman" w:cs="Times New Roman"/>
         </w:rPr>
-        <w:t xml:space="preserve">or the groups they invoke – or symbolically represent </w:t>
+        <w:t xml:space="preserve">or the groups they invoke – or </w:t>
+      </w:r>
+      <w:proofErr w:type="gramStart"/>
+      <w:r>
+        <w:rPr>
+          <w:rFonts w:ascii="Times New Roman" w:hAnsi="Times New Roman" w:cs="Times New Roman"/>
+        </w:rPr>
+        <w:t>symbolically represent</w:t>
+      </w:r>
+      <w:proofErr w:type="gramEnd"/>
+      <w:r>
+        <w:rPr>
+          <w:rFonts w:ascii="Times New Roman" w:hAnsi="Times New Roman" w:cs="Times New Roman"/>
+        </w:rPr>
+        <w:t xml:space="preserve"> </w:t>
       </w:r>
       <w:r>
         <w:rPr>
@@ -2555,13 +2583,35 @@
         <w:rPr>
           <w:rFonts w:ascii="Times New Roman" w:hAnsi="Times New Roman" w:cs="Times New Roman"/>
         </w:rPr>
-        <w:t xml:space="preserve">Thus, while we know [] and [ ], </w:t>
-      </w:r>
-      <w:r>
-        <w:rPr>
-          <w:rFonts w:ascii="Times New Roman" w:hAnsi="Times New Roman" w:cs="Times New Roman"/>
-        </w:rPr>
-        <w:t xml:space="preserve">legislators’ lived experiences with the criminal legal system </w:t>
+        <w:t xml:space="preserve">Thus, while we know [] and </w:t>
+      </w:r>
+      <w:proofErr w:type="gramStart"/>
+      <w:r>
+        <w:rPr>
+          <w:rFonts w:ascii="Times New Roman" w:hAnsi="Times New Roman" w:cs="Times New Roman"/>
+        </w:rPr>
+        <w:t>[ ]</w:t>
+      </w:r>
+      <w:proofErr w:type="gramEnd"/>
+      <w:r>
+        <w:rPr>
+          <w:rFonts w:ascii="Times New Roman" w:hAnsi="Times New Roman" w:cs="Times New Roman"/>
+        </w:rPr>
+        <w:t xml:space="preserve">, </w:t>
+      </w:r>
+      <w:proofErr w:type="gramStart"/>
+      <w:r>
+        <w:rPr>
+          <w:rFonts w:ascii="Times New Roman" w:hAnsi="Times New Roman" w:cs="Times New Roman"/>
+        </w:rPr>
+        <w:t>legislators’</w:t>
+      </w:r>
+      <w:proofErr w:type="gramEnd"/>
+      <w:r>
+        <w:rPr>
+          <w:rFonts w:ascii="Times New Roman" w:hAnsi="Times New Roman" w:cs="Times New Roman"/>
+        </w:rPr>
+        <w:t xml:space="preserve"> lived experiences with the criminal legal system </w:t>
       </w:r>
       <w:r>
         <w:rPr>
@@ -2594,13 +2644,27 @@
         <w:rPr>
           <w:rFonts w:ascii="Times New Roman" w:hAnsi="Times New Roman" w:cs="Times New Roman"/>
         </w:rPr>
-        <w:t>[whether incarcerated people are recognized as constituents at all</w:t>
-      </w:r>
-      <w:r>
-        <w:rPr>
-          <w:rFonts w:ascii="Times New Roman" w:hAnsi="Times New Roman" w:cs="Times New Roman"/>
-        </w:rPr>
-        <w:t xml:space="preserve"> ; how representational dynamics for carceral citizens intersect: </w:t>
+        <w:t xml:space="preserve">[whether incarcerated people are recognized as constituents at </w:t>
+      </w:r>
+      <w:proofErr w:type="gramStart"/>
+      <w:r>
+        <w:rPr>
+          <w:rFonts w:ascii="Times New Roman" w:hAnsi="Times New Roman" w:cs="Times New Roman"/>
+        </w:rPr>
+        <w:t>all</w:t>
+      </w:r>
+      <w:r>
+        <w:rPr>
+          <w:rFonts w:ascii="Times New Roman" w:hAnsi="Times New Roman" w:cs="Times New Roman"/>
+        </w:rPr>
+        <w:t xml:space="preserve"> ;</w:t>
+      </w:r>
+      <w:proofErr w:type="gramEnd"/>
+      <w:r>
+        <w:rPr>
+          <w:rFonts w:ascii="Times New Roman" w:hAnsi="Times New Roman" w:cs="Times New Roman"/>
+        </w:rPr>
+        <w:t xml:space="preserve"> how representational dynamics for carceral citizens intersect: </w:t>
       </w:r>
       <w:r>
         <w:rPr>
@@ -2852,7 +2916,21 @@
         <w:rPr>
           <w:rFonts w:ascii="Times New Roman" w:hAnsi="Times New Roman" w:cs="Times New Roman"/>
         </w:rPr>
-        <w:t xml:space="preserve">Existing research suggests reason for skepticism that such representation is ‘responsive’ or inclusive. Policies that bear on incarceration may reflect ‘selective hearing,’ [interests/preferences], or prioritize counter constituencies such as victims’ rights groups, punitive public sentiment, or carceral economies. Symbolic gestures that accompany reform may acknowledge criminal legal issues without constructing incarcerated people as deserving constituents or political actors in their own right. </w:t>
+        <w:t xml:space="preserve">Existing research suggests reason for skepticism that such representation is ‘responsive’ or inclusive. Policies that bear on incarceration may reflect ‘selective hearing,’ [interests/preferences], or prioritize counter constituencies such as victims’ rights groups, punitive public sentiment, or carceral economies. Symbolic gestures that accompany reform may acknowledge criminal legal issues without constructing incarcerated people as deserving constituents or political </w:t>
+      </w:r>
+      <w:proofErr w:type="gramStart"/>
+      <w:r>
+        <w:rPr>
+          <w:rFonts w:ascii="Times New Roman" w:hAnsi="Times New Roman" w:cs="Times New Roman"/>
+        </w:rPr>
+        <w:t>actors in their own right</w:t>
+      </w:r>
+      <w:proofErr w:type="gramEnd"/>
+      <w:r>
+        <w:rPr>
+          <w:rFonts w:ascii="Times New Roman" w:hAnsi="Times New Roman" w:cs="Times New Roman"/>
+        </w:rPr>
+        <w:t xml:space="preserve">. </w:t>
       </w:r>
       <w:r>
         <w:rPr>
@@ -2866,11 +2944,19 @@
         </w:rPr>
         <w:t xml:space="preserve"> exceptions – particularly among Black legislators and legislators of color </w:t>
       </w:r>
-      <w:r>
-        <w:rPr>
-          <w:rFonts w:ascii="Times New Roman" w:hAnsi="Times New Roman" w:cs="Times New Roman"/>
-        </w:rPr>
-        <w:t xml:space="preserve">( ) </w:t>
+      <w:proofErr w:type="gramStart"/>
+      <w:r>
+        <w:rPr>
+          <w:rFonts w:ascii="Times New Roman" w:hAnsi="Times New Roman" w:cs="Times New Roman"/>
+        </w:rPr>
+        <w:t>( )</w:t>
+      </w:r>
+      <w:proofErr w:type="gramEnd"/>
+      <w:r>
+        <w:rPr>
+          <w:rFonts w:ascii="Times New Roman" w:hAnsi="Times New Roman" w:cs="Times New Roman"/>
+        </w:rPr>
+        <w:t xml:space="preserve"> </w:t>
       </w:r>
       <w:r>
         <w:rPr>
@@ -3073,7 +3159,21 @@
         <w:rPr>
           <w:u w:val="single"/>
         </w:rPr>
-        <w:t xml:space="preserve"> So What</w:t>
+        <w:t xml:space="preserve"> </w:t>
+      </w:r>
+      <w:proofErr w:type="gramStart"/>
+      <w:r>
+        <w:rPr>
+          <w:u w:val="single"/>
+        </w:rPr>
+        <w:t>So</w:t>
+      </w:r>
+      <w:proofErr w:type="gramEnd"/>
+      <w:r>
+        <w:rPr>
+          <w:u w:val="single"/>
+        </w:rPr>
+        <w:t xml:space="preserve"> What</w:t>
       </w:r>
     </w:p>
     <w:p>
@@ -3118,6 +3218,10 @@
       </w:r>
     </w:p>
     <w:p>
+      <w:pPr>
+        <w:spacing w:line="360" w:lineRule="auto"/>
+        <w:ind w:firstLine="720"/>
+      </w:pPr>
       <w:r>
         <w:t>Representation is the normative core of democratic theory and evaluation. Political scientists have long understood democracy as not just a set of institutions and procedures, but rather as a system whose legitimacy rests on the degree to which public authority reflects, responds to, and is accountable to the people it represents. Yet there is little consensus about what constitute</w:t>
       </w:r>
@@ -3125,41 +3229,66 @@
         <w:t>s</w:t>
       </w:r>
       <w:r>
-        <w:t xml:space="preserve"> good representation – or how good representation ought to be measured.  Competing traditions emphasize different dimensions</w:t>
-      </w:r>
-      <w:r>
-        <w:t xml:space="preserve"> that may be conceived of as “upstream,” “downstream,” or both</w:t>
-      </w:r>
-      <w:r>
-        <w:t xml:space="preserve">: </w:t>
-      </w:r>
-      <w:r>
-        <w:t xml:space="preserve"> policy responsiveness, service provision, symbolic inclusion, legislator-</w:t>
-      </w:r>
-      <w:r>
-        <w:t>constituent trust</w:t>
-      </w:r>
-      <w:r>
-        <w:t>,</w:t>
-      </w:r>
-      <w:r>
-        <w:t xml:space="preserve"> and</w:t>
-      </w:r>
-      <w:r>
-        <w:t xml:space="preserve"> constituent participation. Across these measures, or regardless of the measure employed, understanding </w:t>
+        <w:t xml:space="preserve"> good representation – </w:t>
+      </w:r>
+      <w:r>
+        <w:t>and neither is there consensus on</w:t>
+      </w:r>
+      <w:r>
+        <w:t xml:space="preserve"> how good representation </w:t>
+      </w:r>
+      <w:r>
+        <w:t>is best</w:t>
+      </w:r>
+      <w:r>
+        <w:t xml:space="preserve"> measured.  </w:t>
+      </w:r>
+      <w:r>
+        <w:t>Broadly [/most abstracted version of this landscape], political scientists</w:t>
+      </w:r>
+      <w:r>
+        <w:t xml:space="preserve"> </w:t>
+      </w:r>
+      <w:r>
+        <w:t>diverge over whether “upstream” or “downstream” dimensions matter most: matters of institutional design and incentives on the one hand (CITE), or matters of outcomes, including in the policy process, its outcomes, and responsiveness to constituents on the other (CITE)</w:t>
+      </w:r>
+      <w:r>
+        <w:t xml:space="preserve">. </w:t>
+      </w:r>
+      <w:r>
+        <w:t xml:space="preserve">The question of </w:t>
       </w:r>
       <w:r>
         <w:rPr>
           <w:i/>
           <w:iCs/>
         </w:rPr>
-        <w:t xml:space="preserve">who </w:t>
-      </w:r>
-      <w:r>
-        <w:t xml:space="preserve">is in office emerges </w:t>
-      </w:r>
-      <w:r>
-        <w:t xml:space="preserve">as a </w:t>
+        <w:t>who</w:t>
+      </w:r>
+      <w:r>
+        <w:t xml:space="preserve"> legislators </w:t>
+      </w:r>
+      <w:proofErr w:type="gramStart"/>
+      <w:r>
+        <w:t>are</w:t>
+      </w:r>
+      <w:proofErr w:type="gramEnd"/>
+      <w:r>
+        <w:t xml:space="preserve"> and the degree to which legislators’ characteristics are congruent with constituents’ – or descriptive representation </w:t>
+      </w:r>
+      <w:proofErr w:type="gramStart"/>
+      <w:r>
+        <w:t xml:space="preserve">-- </w:t>
+      </w:r>
+      <w:r>
+        <w:t xml:space="preserve"> </w:t>
+      </w:r>
+      <w:r>
+        <w:t>is</w:t>
+      </w:r>
+      <w:proofErr w:type="gramEnd"/>
+      <w:r>
+        <w:t xml:space="preserve"> a </w:t>
       </w:r>
       <w:r>
         <w:t>first</w:t>
@@ -3168,6 +3297,9 @@
         <w:t xml:space="preserve"> empirical question</w:t>
       </w:r>
       <w:r>
+        <w:t xml:space="preserve"> required for understanding upstream or downstream effects</w:t>
+      </w:r>
+      <w:r>
         <w:t>.</w:t>
       </w:r>
       <w:r>
@@ -3180,7 +3312,15 @@
         <w:t>present</w:t>
       </w:r>
       <w:r>
-        <w:t xml:space="preserve"> in democratic institutions in order to understand how well these people and institutions operate. </w:t>
+        <w:t xml:space="preserve"> in democratic institutions </w:t>
+      </w:r>
+      <w:proofErr w:type="gramStart"/>
+      <w:r>
+        <w:t>in order to</w:t>
+      </w:r>
+      <w:proofErr w:type="gramEnd"/>
+      <w:r>
+        <w:t xml:space="preserve"> understand how well these people and institutions operate. </w:t>
       </w:r>
     </w:p>
     <w:p>
@@ -3195,21 +3335,65 @@
           <w:b/>
           <w:bCs/>
         </w:rPr>
+        <w:lastRenderedPageBreak/>
         <w:t>P2</w:t>
       </w:r>
     </w:p>
     <w:p>
-      <w:r>
-        <w:t xml:space="preserve">Thus, one </w:t>
-      </w:r>
-      <w:r>
-        <w:t xml:space="preserve">important </w:t>
-      </w:r>
-      <w:r>
-        <w:t>way scholars evaluate democratic representation is by studying descriptive representation. In theory, the extent to which elected officials resemble the populations they govern – along social dimensions of race, gender, and class –</w:t>
-      </w:r>
-      <w:r>
-        <w:t xml:space="preserve"> is  . . .</w:t>
+      <w:pPr>
+        <w:ind w:firstLine="720"/>
+      </w:pPr>
+      <w:r>
+        <w:t>T</w:t>
+      </w:r>
+      <w:r>
+        <w:t>he extent to which elected officials resemble the populations they govern – along social dimensions of race, gender, and class –</w:t>
+      </w:r>
+      <w:r>
+        <w:t xml:space="preserve"> </w:t>
+      </w:r>
+      <w:r>
+        <w:t xml:space="preserve">was first taken up in the 1950s (Matthews 1954). </w:t>
+      </w:r>
+      <w:r>
+        <w:t xml:space="preserve">Since, scholars have examined various legislator characteristics, most commonly occupation, education, wealth, income, and class or economic status of a legislators’ family of origin, as well as race and gender (CITE). </w:t>
+      </w:r>
+      <w:r>
+        <w:t xml:space="preserve">While it is analytically separable as a baseline indicator of democratic inclusion, </w:t>
+      </w:r>
+      <w:r>
+        <w:t>and many of these categories have prompted their own measurement debates (CITE), descriptive representation</w:t>
+      </w:r>
+      <w:r>
+        <w:t xml:space="preserve"> is also theorized to be causally linked to both various upstream and downstream matters.  </w:t>
+      </w:r>
+      <w:r>
+        <w:t xml:space="preserve"> </w:t>
+      </w:r>
+      <w:r>
+        <w:t>[</w:t>
+      </w:r>
+      <w:r>
+        <w:t xml:space="preserve">Upstream: </w:t>
+      </w:r>
+      <w:r>
+        <w:t xml:space="preserve">institutional contexts, state policy differences, changes across time; gatekeeping by parties, gendered candidate recruitment, masculinized political institutions, </w:t>
+      </w:r>
+      <w:proofErr w:type="spellStart"/>
+      <w:r>
+        <w:t>persistant</w:t>
+      </w:r>
+      <w:proofErr w:type="spellEnd"/>
+      <w:r>
+        <w:t xml:space="preserve"> bias that elections alone may not create (Carnes &amp; Lupu, Clayton)]. [make sure to then likely distinguish downstream effects by process and outcome]. </w:t>
+      </w:r>
+    </w:p>
+    <w:p>
+      <w:pPr>
+        <w:ind w:firstLine="720"/>
+      </w:pPr>
+      <w:r>
+        <w:t>Downstream</w:t>
       </w:r>
     </w:p>
     <w:p>
@@ -3220,11 +3404,7 @@
         <w:t xml:space="preserve">only </w:t>
       </w:r>
       <w:r>
-        <w:t xml:space="preserve">because shared identity guarantees agreement or shared preference, but because political institutions are structured such that they systematically </w:t>
-      </w:r>
-      <w:r>
-        <w:lastRenderedPageBreak/>
-        <w:t xml:space="preserve">advantage some groups perspectives over others. </w:t>
+        <w:t xml:space="preserve">because shared identity guarantees agreement or shared preference, but because political institutions are structured such that they systematically advantage some groups perspectives over others. </w:t>
       </w:r>
       <w:r>
         <w:t>Moreover, d</w:t>
@@ -3297,7 +3477,11 @@
         <w:t>their</w:t>
       </w:r>
       <w:r>
-        <w:t xml:space="preserve"> constituencies. Importantly, descriptive representation is not theorized as sufficient for democratic responsiveness, nor as uniformly beneficial across contexts. Rather it functions as one normative benchmark among others – useful precisely because it highlights when political </w:t>
+        <w:t xml:space="preserve"> constituencies. Importantly, descriptive representation is not theorized as sufficient for democratic responsiveness, nor as uniformly beneficial across contexts. Rather it functions as one normative benchmark among others – useful precisely because it </w:t>
+      </w:r>
+      <w:r>
+        <w:lastRenderedPageBreak/>
+        <w:t xml:space="preserve">highlights when political </w:t>
       </w:r>
       <w:r>
         <w:t>institutions</w:t>
@@ -3344,9 +3528,13 @@
       <w:r>
         <w:t xml:space="preserve">When groups are underrepresented, legislatures devote less agenda attention to their interests and concerns, particularly in domains where representatives have discretion over speech, bill sponsorship, and issue prioritization. Descriptive representation is also linked to non-policy outcomes that are central do democratic functioning: perceptions of institutional legitimacy, trust between constituents and representatives and political engagement. However, these effects are neither automatic nor uniform. Institutional constraints, party discipline, and gatekeeping can mute policy change even when descriptive representation </w:t>
       </w:r>
-      <w:r>
-        <w:lastRenderedPageBreak/>
-        <w:t>improves, and suggesting that the effects of descriptive representation interact with sedimented cultures and norms. As a result, scholars increasingly emphasize that descriptive representation’s import is not limited to its translation to direct policy outputs. Rather, they study it’s influence on agenda-setting, symbolic recognition, and the relational ties that structure participation and responsiveness. This body of evidence establishes descriptive representation as a widely used empirical measure of democratic inc</w:t>
+      <w:proofErr w:type="gramStart"/>
+      <w:r>
+        <w:t>improves, and</w:t>
+      </w:r>
+      <w:proofErr w:type="gramEnd"/>
+      <w:r>
+        <w:t xml:space="preserve"> suggesting that the effects of descriptive representation interact with sedimented cultures and norms. As a result, scholars increasingly emphasize that descriptive representation’s import is not limited to its translation to direct policy outputs. Rather, they study it’s influence on agenda-setting, symbolic recognition, and the relational ties that structure participation and responsiveness. This body of evidence establishes descriptive representation as a widely used empirical measure of democratic inc</w:t>
       </w:r>
       <w:r>
         <w:t>l</w:t>
@@ -3382,31 +3570,380 @@
       </w:r>
     </w:p>
     <w:p>
+      <w:pPr>
+        <w:spacing w:line="360" w:lineRule="auto"/>
+      </w:pPr>
       <w:r>
         <w:t xml:space="preserve"> </w:t>
       </w:r>
       <w:r>
-        <w:t>As Mansbridge notes, the representation of left-handed individuals is probably not a critical measure of democratic health. In other words,</w:t>
-      </w:r>
-      <w:r>
-        <w:t xml:space="preserve"> not all categories merit </w:t>
-      </w:r>
-      <w:r>
-        <w:t>scrutiny for congruence and its up and downstream effects</w:t>
-      </w:r>
-      <w:r>
-        <w:t xml:space="preserve">; parity between representatives and constituents along arbitrary traits does not suggest representational failure. Instead, theorists and empirical work has converged on an understanding that descriptive representation is likely to matter as an indicator, process, and outcome for particular groups. Broadly, these are groups who have experienced systemic exclusion from political institutions over time, face barriers to self-representation throughs </w:t>
+        <w:tab/>
+      </w:r>
+      <w:proofErr w:type="gramStart"/>
+      <w:r>
+        <w:t>Yet,</w:t>
+      </w:r>
+      <w:proofErr w:type="gramEnd"/>
+      <w:r>
+        <w:t xml:space="preserve"> not all social categories merit scrutiny for congruence</w:t>
+      </w:r>
+      <w:r>
+        <w:t xml:space="preserve"> or indicate representational failure when absent. Moreover, characteristics that merit descriptive representation may not apply in all policymaking contexts</w:t>
+      </w:r>
+      <w:r>
+        <w:t xml:space="preserve">. </w:t>
+      </w:r>
+      <w:r>
+        <w:t xml:space="preserve">As </w:t>
+      </w:r>
+      <w:r>
+        <w:t xml:space="preserve">Mansbridge </w:t>
+      </w:r>
+      <w:r>
+        <w:t>(1999) famously n</w:t>
+      </w:r>
+      <w:r>
+        <w:t>otes, the representation of left-handed individuals is probably not a critical measure of democratic health</w:t>
+      </w:r>
+      <w:r>
+        <w:t>, except in “deliberation when their perspectives are relevant to a decision (e.g., in decisions regarding the design of surgical instruments” (635)</w:t>
+      </w:r>
+      <w:r>
+        <w:t xml:space="preserve">. </w:t>
+      </w:r>
+      <w:r>
+        <w:t xml:space="preserve">The </w:t>
+      </w:r>
+      <w:r>
+        <w:lastRenderedPageBreak/>
+        <w:t xml:space="preserve">question, then, is not whether descriptive representation is universally required, but the conditions under which it becomes particularly important – and for whom. </w:t>
+      </w:r>
+    </w:p>
+    <w:p>
+      <w:pPr>
+        <w:spacing w:line="360" w:lineRule="auto"/>
+      </w:pPr>
+      <w:r>
+        <w:tab/>
+        <w:t xml:space="preserve">Mansbridge (1999) offers a foundational contingent framework that identifies four historically specific contexts. Two enhance substantive representation – downstream process and policy effects </w:t>
+      </w:r>
+      <w:proofErr w:type="gramStart"/>
+      <w:r>
+        <w:t>-  by</w:t>
+      </w:r>
+      <w:proofErr w:type="gramEnd"/>
+      <w:r>
+        <w:t xml:space="preserve"> improving the quality of deliberation. Namely, in contexts of communicative distrust between dominant and subordinate groups, histories of dominance breed inattention from the powerful and distrust from the marginalized, such that non-descriptive representatives may be unable to serve as effective surrogates. Here, shared experience facilitates the vertical communication between representatives and constituents on which responsiveness depends. In contexts of uncrystallized interests – where issues are new to the political agenda and parties and candidates have not organized around them – descriptive representatives draw on shared experiences to navigate unpredictable issues through horizontal communication among legislators. Mansbridge also notes upstream causes of representational congruence. First, when a group’s “ability to rule” has been historically questioned, particularly through legal exclusion from voting or governing, the absence of group members from office reinforces the social meaning that such persons are unfit to rule; proportional presence disrupts that message, and Mansbridge argues this matters more for changing the psychology of dominant groups than for providing role models to subordinate ones. Finally, in contexts of low de facto legitimacy, seeing members of one’s group – for constituents – governing enhances the empirical legitimacy of the polity itself: the sense that one’s voice was present in deliberation, even if policy outcomes do not mirror their preferences or interests.</w:t>
+      </w:r>
+    </w:p>
+    <w:p>
+      <w:pPr>
+        <w:spacing w:line="360" w:lineRule="auto"/>
+      </w:pPr>
+      <w:r>
+        <w:tab/>
+        <w:t xml:space="preserve">More narrowly, Mansbridge offers four criteria: groups that are proportionally underrepresented </w:t>
+      </w:r>
+      <w:proofErr w:type="spellStart"/>
+      <w:r>
+        <w:t>relatie</w:t>
+      </w:r>
+      <w:proofErr w:type="spellEnd"/>
+      <w:r>
+        <w:t xml:space="preserve"> to their population share, whose members consider themselves unable to be adequately represented by non-group members, and where evidence indicates that dominant groups have historically made it difficult or impossible for the group to represent itself. Here, a history of legal exclusion from the vote is a particularly strong indicator, which scholars of racial </w:t>
+      </w:r>
+      <w:r>
+        <w:t xml:space="preserve">congruence have underscored (UNC, Brown). Similarly, scholars of gender politics have produced a burgeoning literature, and both have </w:t>
+      </w:r>
+      <w:r>
+        <w:lastRenderedPageBreak/>
+        <w:t>also supported Mansbridge’s position that descriptive representation helps to mollify comm</w:t>
+      </w:r>
+      <w:r>
+        <w:t xml:space="preserve">unicative </w:t>
+      </w:r>
+      <w:proofErr w:type="gramStart"/>
+      <w:r>
+        <w:t>distrust  (</w:t>
+      </w:r>
+      <w:proofErr w:type="gramEnd"/>
+      <w:r>
+        <w:t xml:space="preserve">Gay 1996, Haynes 1997 – </w:t>
+      </w:r>
+      <w:proofErr w:type="spellStart"/>
+      <w:r>
+        <w:t>tho</w:t>
+      </w:r>
+      <w:proofErr w:type="spellEnd"/>
+      <w:r>
+        <w:t xml:space="preserve"> not gender, reword). </w:t>
+      </w:r>
+    </w:p>
+    <w:p>
+      <w:pPr>
+        <w:pStyle w:val="font-claude-response-body"/>
+        <w:spacing w:line="360" w:lineRule="auto"/>
+        <w:rPr>
+          <w:rFonts w:asciiTheme="minorHAnsi" w:hAnsiTheme="minorHAnsi"/>
+        </w:rPr>
+      </w:pPr>
+      <w:r>
+        <w:rPr>
+          <w:rFonts w:asciiTheme="minorHAnsi" w:hAnsiTheme="minorHAnsi"/>
+        </w:rPr>
+        <w:tab/>
+        <w:t xml:space="preserve">Feminist and comparative scholars have extended this framework. Clayton (2021) </w:t>
+      </w:r>
+      <w:r>
+        <w:rPr>
+          <w:rFonts w:asciiTheme="minorHAnsi" w:hAnsiTheme="minorHAnsi"/>
+        </w:rPr>
+        <w:t>Clayton (2021) argues that descriptive representation is normatively defensible for women even before we reach the question of policy effects. When equality of formal opportunity does not produce equality of presence — because of sedimented institutional cultures, persistent bias, and structural gatekeeping — that absence is itself an indicator of representational distortion, not merely a precondition for it. This reframing, echoed in arguments about racial and class underrepresentation (Carnes &amp; Lupu 2023; Phillips 1995; Dahlerup 2007), positions the inclusion of structurally sidelined groups as a matter of representative justice: procedural democracy does not self-correct when institutional norms and cultures systematically filter who is seen as a viable candidate, whose concerns are treated as politically relevant, and whose presence is perceived as legitimate.</w:t>
+      </w:r>
+    </w:p>
+    <w:p>
+      <w:pPr>
+        <w:pStyle w:val="font-claude-response-body"/>
+        <w:spacing w:line="360" w:lineRule="auto"/>
+        <w:ind w:firstLine="720"/>
+        <w:rPr>
+          <w:rFonts w:asciiTheme="minorHAnsi" w:hAnsiTheme="minorHAnsi"/>
+        </w:rPr>
+      </w:pPr>
+      <w:r>
+        <w:rPr>
+          <w:rFonts w:asciiTheme="minorHAnsi" w:hAnsiTheme="minorHAnsi"/>
+        </w:rPr>
+        <w:t xml:space="preserve">Recent scholarship presses further, suggesting that the conditions Mansbridge identifies may be deeper and more structurally entrenched than her framework alone implies. Pottle (2025) introduces the concept of </w:t>
+      </w:r>
+      <w:r>
+        <w:rPr>
+          <w:rStyle w:val="Emphasis"/>
+          <w:rFonts w:asciiTheme="minorHAnsi" w:eastAsiaTheme="majorEastAsia" w:hAnsiTheme="minorHAnsi"/>
+        </w:rPr>
+        <w:t>testimonial injustice</w:t>
+      </w:r>
+      <w:r>
+        <w:rPr>
+          <w:rFonts w:asciiTheme="minorHAnsi" w:hAnsiTheme="minorHAnsi"/>
+        </w:rPr>
+        <w:t xml:space="preserve"> to theorize the persistence of communicative distrust. Where Mansbridge describes communicative distrust as a product of historical dominance — a residue that shared experience can bridge — Pottle argues that the breakdown is not merely inherited but actively reproduced through electoral incentives. Legislators face structural pressure to anchor their messaging in the understandings of strategically valuable constituencies — moderate white voters, affluent donors — and the infrastructure of legislative responsiveness (constituent communications processing, meeting access, staff gatekeeping) grants these constituencies disproportionate epistemic authority. Groups constructed as uncredible within this economy of strategic value find their testimony filtered or discounted not because individual legislators are inattentive, but because the electoral connection itself incentivizes inattention. </w:t>
+      </w:r>
+    </w:p>
+    <w:p>
+      <w:pPr>
+        <w:pStyle w:val="font-claude-response-body"/>
+        <w:spacing w:line="360" w:lineRule="auto"/>
+        <w:ind w:firstLine="720"/>
+        <w:rPr>
+          <w:rFonts w:asciiTheme="minorHAnsi" w:hAnsiTheme="minorHAnsi"/>
+        </w:rPr>
+      </w:pPr>
+      <w:r>
+        <w:rPr>
+          <w:rFonts w:asciiTheme="minorHAnsi" w:hAnsiTheme="minorHAnsi"/>
+        </w:rPr>
+        <w:lastRenderedPageBreak/>
+        <w:t xml:space="preserve">Pottle's concept of </w:t>
+      </w:r>
+      <w:r>
+        <w:rPr>
+          <w:rStyle w:val="Emphasis"/>
+          <w:rFonts w:asciiTheme="minorHAnsi" w:eastAsiaTheme="majorEastAsia" w:hAnsiTheme="minorHAnsi"/>
+        </w:rPr>
+        <w:t>hermeneutic injustice</w:t>
+      </w:r>
+      <w:r>
+        <w:rPr>
+          <w:rFonts w:asciiTheme="minorHAnsi" w:hAnsiTheme="minorHAnsi"/>
+        </w:rPr>
+        <w:t xml:space="preserve"> similarly deepens Mansbridge's account of uncrystallized interests. Mansbridge treats uncrystallized interests as a relatively benign feature of the political landscape — some issues simply have not yet made it onto the agenda, and descriptive representatives are uniquely positioned to introduce them. But Pottle reframes: some interests </w:t>
+      </w:r>
+      <w:r>
+        <w:rPr>
+          <w:rStyle w:val="Emphasis"/>
+          <w:rFonts w:asciiTheme="minorHAnsi" w:eastAsiaTheme="majorEastAsia" w:hAnsiTheme="minorHAnsi"/>
+        </w:rPr>
+        <w:t>appear</w:t>
+      </w:r>
+      <w:r>
+        <w:rPr>
+          <w:rFonts w:asciiTheme="minorHAnsi" w:hAnsiTheme="minorHAnsi"/>
+        </w:rPr>
+        <w:t xml:space="preserve"> uncrystallized not because they are genuinely new, but because the hermeneutic resources needed to articulate them have been systematically excluded from mainstream political vocabulary — a "mainstream" that is itself defined by the epistemic preferences of advantaged constituencies. Communities facing sustained contact with punitive or redistributive state institutions, for instance, may have developed rich, internally coherent understandings of state power and their relationship to it — articulated political knowledge, shared vocabularies, theories of the state "from below" (Weaver, Prowse, &amp; Piston 2020) — that are not granted standing in elite discourse. These interests appear uncrystallized because the </w:t>
+      </w:r>
+      <w:r>
+        <w:rPr>
+          <w:rStyle w:val="Emphasis"/>
+          <w:rFonts w:asciiTheme="minorHAnsi" w:eastAsiaTheme="majorEastAsia" w:hAnsiTheme="minorHAnsi"/>
+        </w:rPr>
+        <w:t>resonance imperative</w:t>
+      </w:r>
+      <w:r>
+        <w:rPr>
+          <w:rFonts w:asciiTheme="minorHAnsi" w:hAnsiTheme="minorHAnsi"/>
+        </w:rPr>
+        <w:t xml:space="preserve"> — the incentive for legislators to articulate problems and solutions in terms that cohere with high-value constituencies' existing understandings — gives policymakers no reason to adopt or legitimate the vocabularies through which those experiences are understood. The result is a form of epistemic exclusion that is structurally produced rather than merely incidental: a group's efforts to articulate or intervene with their knowledge are sidelined or denied because that knowledge was already outside the political mainstream.</w:t>
+      </w:r>
+    </w:p>
+    <w:p>
+      <w:pPr>
+        <w:pStyle w:val="font-claude-response-body"/>
+        <w:spacing w:line="360" w:lineRule="auto"/>
+        <w:ind w:firstLine="720"/>
+        <w:rPr>
+          <w:rFonts w:asciiTheme="minorHAnsi" w:hAnsiTheme="minorHAnsi"/>
+        </w:rPr>
+      </w:pPr>
+      <w:r>
+        <w:rPr>
+          <w:rFonts w:asciiTheme="minorHAnsi" w:hAnsiTheme="minorHAnsi"/>
+        </w:rPr>
+        <w:t xml:space="preserve">This epistemic dimension also extends Mansbridge's third and fourth contexts. Her arguments about "ability to rule" and de facto legitimacy are fundamentally about who is perceived as a legitimate political actor — and she argues these perceptions are </w:t>
+      </w:r>
+      <w:proofErr w:type="gramStart"/>
+      <w:r>
+        <w:rPr>
+          <w:rFonts w:asciiTheme="minorHAnsi" w:hAnsiTheme="minorHAnsi"/>
+        </w:rPr>
+        <w:t>goods in their own right, beyond</w:t>
+      </w:r>
+      <w:proofErr w:type="gramEnd"/>
+      <w:r>
+        <w:rPr>
+          <w:rFonts w:asciiTheme="minorHAnsi" w:hAnsiTheme="minorHAnsi"/>
+        </w:rPr>
+        <w:t xml:space="preserve"> their implications for substantive representation. But Pottle's framework suggests the question is not only whether a group is seen as able to </w:t>
+      </w:r>
+      <w:r>
+        <w:rPr>
+          <w:rStyle w:val="Emphasis"/>
+          <w:rFonts w:asciiTheme="minorHAnsi" w:eastAsiaTheme="majorEastAsia" w:hAnsiTheme="minorHAnsi"/>
+        </w:rPr>
+        <w:t>rule</w:t>
+      </w:r>
+      <w:r>
+        <w:rPr>
+          <w:rFonts w:asciiTheme="minorHAnsi" w:hAnsiTheme="minorHAnsi"/>
+        </w:rPr>
+        <w:t xml:space="preserve"> but whether it is seen as able to </w:t>
+      </w:r>
+      <w:r>
+        <w:rPr>
+          <w:rStyle w:val="Emphasis"/>
+          <w:rFonts w:asciiTheme="minorHAnsi" w:eastAsiaTheme="majorEastAsia" w:hAnsiTheme="minorHAnsi"/>
+        </w:rPr>
+        <w:t>know</w:t>
+      </w:r>
+      <w:r>
+        <w:rPr>
+          <w:rFonts w:asciiTheme="minorHAnsi" w:hAnsiTheme="minorHAnsi"/>
+        </w:rPr>
+        <w:t xml:space="preserve"> — whether its members' experiences count as politically relevant knowledge at all. Hermeneutic and testimonial injustice do not merely exclude groups from governing; they exclude groups from the epistemic community whose understandings shape policy. This constitutes a deeper form of the second-class citizenship Mansbridge describes, because it means that even when members of a group </w:t>
+      </w:r>
+      <w:r>
+        <w:rPr>
+          <w:rFonts w:asciiTheme="minorHAnsi" w:hAnsiTheme="minorHAnsi"/>
+        </w:rPr>
+        <w:lastRenderedPageBreak/>
+        <w:t>are physically present in deliberative spaces, their experiential knowledge may not be granted epistemic standing. Presence without epistemic authority is a hollow form of inclusion.</w:t>
+      </w:r>
+    </w:p>
+    <w:p>
+      <w:pPr>
+        <w:pStyle w:val="font-claude-response-body"/>
+        <w:spacing w:line="360" w:lineRule="auto"/>
+        <w:ind w:firstLine="720"/>
+        <w:rPr>
+          <w:rFonts w:asciiTheme="minorHAnsi" w:hAnsiTheme="minorHAnsi"/>
+        </w:rPr>
+      </w:pPr>
+      <w:r>
+        <w:rPr>
+          <w:rFonts w:asciiTheme="minorHAnsi" w:hAnsiTheme="minorHAnsi"/>
+        </w:rPr>
+        <w:t>Taken together, these theoretical developments sharpen the conditions under which descriptive representation is most analytically consequential. If subordinate groups' interests are merely uncrystallized — awaiting articulation on a gradually expanding political agenda — then descriptive representation is instrumentally useful: it brings new information and perspectives into deliberation. But if those interests are hermeneutically suppressed, and if the groups that hold them face testimonial injustice within the structures of legislative responsiveness, then the absence of descriptive representation is not merely an informational loss. It is an active form of epistemic exclusion that reproduces the conditions of its own perpetuation — a feedback loop in which the political knowledge of marginalized communities is excluded from elite discourse, that exclusion shapes what counts as "common sense" in policymaking, and those distorted common-sense understandings further justify the marginalization of the excluded group's knowledge. Descriptive representation is most critical, then, for groups whose voices are filtered, discounted, or systematically absent in ordinary democratic practice — groups whose absence from political institutions is itself an indicator of representational distortion, and for whom inclusion carries implications not only for policy outcomes but for the epistemic terms on which democratic judgment is formed: whose experiences are heard, whose claims are treated as politically relevant, and whose vocabulary is politically intelligible.</w:t>
+      </w:r>
+    </w:p>
+    <w:p>
+      <w:pPr>
+        <w:spacing w:line="360" w:lineRule="auto"/>
+      </w:pPr>
+    </w:p>
+    <w:p>
+      <w:pPr>
+        <w:spacing w:line="360" w:lineRule="auto"/>
+      </w:pPr>
+    </w:p>
+    <w:p>
+      <w:pPr>
+        <w:spacing w:line="360" w:lineRule="auto"/>
+      </w:pPr>
+      <w:r>
+        <w:t xml:space="preserve">Mansbridge [and theorists have converged on?] instead explicates a framework for understanding characteristics that matter and how to understand when descriptive </w:t>
+      </w:r>
+      <w:r>
+        <w:lastRenderedPageBreak/>
+        <w:t xml:space="preserve">representation of groups is required, or as feminist theorists posit, would constitute representational justice (CITE). </w:t>
+      </w:r>
+    </w:p>
+    <w:p>
+      <w:pPr>
+        <w:spacing w:line="360" w:lineRule="auto"/>
+      </w:pPr>
+      <w:r>
+        <w:t xml:space="preserve">Instead, theorists and empirical work </w:t>
+      </w:r>
+      <w:proofErr w:type="gramStart"/>
+      <w:r>
+        <w:t>has</w:t>
+      </w:r>
+      <w:proofErr w:type="gramEnd"/>
+      <w:r>
+        <w:t xml:space="preserve"> converged on an understanding that descriptive representation is likely to matter as an indicator, process, and outcome for </w:t>
+      </w:r>
+      <w:proofErr w:type="gramStart"/>
+      <w:r>
+        <w:t>particular groups</w:t>
+      </w:r>
+      <w:proofErr w:type="gramEnd"/>
+      <w:r>
+        <w:t xml:space="preserve">. </w:t>
+      </w:r>
+    </w:p>
+    <w:p>
+      <w:pPr>
+        <w:spacing w:line="360" w:lineRule="auto"/>
+      </w:pPr>
+      <w:r>
+        <w:t xml:space="preserve">Broadly, these are groups who have experienced systemic exclusion from political institutions over time, face barriers to self-representation throughs </w:t>
       </w:r>
       <w:r>
         <w:t>s</w:t>
       </w:r>
       <w:r>
-        <w:t xml:space="preserve">tandard channels of voice or participation, hold interests, experiences, or perspectives that are not otherwise incorporated into elite decision-making. Last, these are groups who confront institutional or social constraints that limit their ability to translate preferences into influence. Scholars have shown gender, race, and class to be illustrative of these patterns. </w:t>
-      </w:r>
-    </w:p>
-    <w:p>
-      <w:r>
-        <w:t xml:space="preserve">Specifically, women, racial minorities, and working-class citizens are descriptively under represented across democracies, and their underrepresentation translates to distortions in agenda-setting, responsiveness, and institutional legitimacy (Carnes &amp; Lupu 2023; Clayton 2021). These cases matter not because group members have uniform political </w:t>
+        <w:t xml:space="preserve">tandard channels of voice or participation, hold interests, experiences, or perspectives that are not otherwise incorporated into elite decision-making. </w:t>
+      </w:r>
+    </w:p>
+    <w:p>
+      <w:pPr>
+        <w:spacing w:line="360" w:lineRule="auto"/>
+      </w:pPr>
+      <w:r>
+        <w:t xml:space="preserve">Last, these are groups who confront institutional or social constraints that limit their ability to translate preferences into influence. Scholars have shown gender, race, and class to be illustrative of these patterns. </w:t>
+      </w:r>
+    </w:p>
+    <w:p>
+      <w:r>
+        <w:t xml:space="preserve">Specifically, women, racial minorities, and working-class citizens are descriptively </w:t>
+      </w:r>
+      <w:proofErr w:type="gramStart"/>
+      <w:r>
+        <w:t>under represented</w:t>
+      </w:r>
+      <w:proofErr w:type="gramEnd"/>
+      <w:r>
+        <w:t xml:space="preserve"> across democracies, and their underrepresentation translates to distortions in agenda-setting, responsiveness, and institutional legitimacy (Carnes &amp; Lupu 2023; Clayton 2021). These cases matter not because group members have uniform political </w:t>
       </w:r>
       <w:proofErr w:type="spellStart"/>
       <w:r>
@@ -3427,11 +3964,7 @@
     </w:p>
     <w:p>
       <w:r>
-        <w:t xml:space="preserve">Descriptive representation is most analytically consequential for groups whose voices are filtered, discounted, or systematically absent in ordinary democratic practice – groups whose absence from political institutions is itself an indicator of representational </w:t>
-      </w:r>
-      <w:r>
-        <w:lastRenderedPageBreak/>
-        <w:t xml:space="preserve">distortion, and for whom inclusion has implications for trust, participation, and governing informational environments.  </w:t>
+        <w:t xml:space="preserve">Descriptive representation is most analytically consequential for groups whose voices are filtered, discounted, or systematically absent in ordinary democratic practice – groups whose absence from political institutions is itself an indicator of representational distortion, and for whom inclusion has implications for trust, participation, and governing informational environments.  </w:t>
       </w:r>
     </w:p>
     <w:p>
@@ -3470,7 +4003,23 @@
     </w:p>
     <w:p>
       <w:r>
-        <w:t xml:space="preserve">Carceral contact is a formative experience, it is localized to particular groups, and .. </w:t>
+        <w:t xml:space="preserve">Carceral contact is a formative experience, it is localized to </w:t>
+      </w:r>
+      <w:proofErr w:type="gramStart"/>
+      <w:r>
+        <w:t>particular groups</w:t>
+      </w:r>
+      <w:proofErr w:type="gramEnd"/>
+      <w:r>
+        <w:t>, and</w:t>
+      </w:r>
+      <w:proofErr w:type="gramStart"/>
+      <w:r>
+        <w:t xml:space="preserve"> ..</w:t>
+      </w:r>
+      <w:proofErr w:type="gramEnd"/>
+      <w:r>
+        <w:t xml:space="preserve"> </w:t>
       </w:r>
       <w:r>
         <w:t>[objective is to pivot to carceral state literature, …</w:t>
@@ -3502,36 +4051,52 @@
           <w:b/>
           <w:bCs/>
         </w:rPr>
-        <w:t xml:space="preserve">P6 </w:t>
-      </w:r>
+        <w:t>P</w:t>
+      </w:r>
+      <w:proofErr w:type="gramStart"/>
       <w:r>
         <w:rPr>
           <w:b/>
           <w:bCs/>
         </w:rPr>
-        <w:t xml:space="preserve"> - who they are</w:t>
-      </w:r>
-    </w:p>
-    <w:p/>
-    <w:p>
-      <w:pPr>
+        <w:t xml:space="preserve">6 </w:t>
+      </w:r>
+      <w:r>
         <w:rPr>
           <w:b/>
           <w:bCs/>
         </w:rPr>
-      </w:pPr>
+        <w:t xml:space="preserve"> -</w:t>
+      </w:r>
+      <w:proofErr w:type="gramEnd"/>
       <w:r>
         <w:rPr>
           <w:b/>
           <w:bCs/>
         </w:rPr>
-        <w:t xml:space="preserve">P7 </w:t>
-      </w:r>
-      <w:r>
+        <w:t xml:space="preserve"> who they are</w:t>
+      </w:r>
+    </w:p>
+    <w:p/>
+    <w:p>
+      <w:pPr>
         <w:rPr>
           <w:b/>
           <w:bCs/>
         </w:rPr>
+      </w:pPr>
+      <w:r>
+        <w:rPr>
+          <w:b/>
+          <w:bCs/>
+        </w:rPr>
+        <w:t xml:space="preserve">P7 </w:t>
+      </w:r>
+      <w:r>
+        <w:rPr>
+          <w:b/>
+          <w:bCs/>
+        </w:rPr>
         <w:t>– Likely unrepresented</w:t>
       </w:r>
     </w:p>
@@ -3546,13 +4111,7 @@
         <w:t>criminal justice institutions break “significantly with the fundamental norms that define democratic institutions” (</w:t>
       </w:r>
       <w:r>
-        <w:t xml:space="preserve">Lerman </w:t>
-      </w:r>
-      <w:r>
-        <w:t>&amp;</w:t>
-      </w:r>
-      <w:r>
-        <w:t xml:space="preserve"> Weaver 2014</w:t>
+        <w:t>Lerman &amp; Weaver 2014</w:t>
       </w:r>
       <w:r>
         <w:t xml:space="preserve">). </w:t>
@@ -3593,28 +4152,31 @@
     </w:p>
     <w:p>
       <w:r>
+        <w:t xml:space="preserve">Beyond formal exclusion, contact produces negative feedback effects. While scholars note exceptions, criminal legal contact socializes </w:t>
+      </w:r>
+      <w:proofErr w:type="spellStart"/>
+      <w:r>
+        <w:t>indivdiuals</w:t>
+      </w:r>
+      <w:proofErr w:type="spellEnd"/>
+      <w:r>
+        <w:t xml:space="preserve"> and communities to view the state as adversarial and unresponsive, generating mistrust, withdrawal, and avoidance or political engagement. And here too, effects are not confined to those currently incarcerated but rather extend to families, social networks, and communities that are disproportionately targeted by policing and surveillance, where incarceration weakens social ties, collective efficacy, and organizational capacity (). </w:t>
+      </w:r>
+    </w:p>
+    <w:p>
+      <w:r>
+        <w:t xml:space="preserve">In turn, carceral citizens are rendered systematically unlikely to appear in the channels that legislators rely on to perceive and respond to constituencies – voting, organized advocacy, </w:t>
+      </w:r>
+      <w:r>
         <w:lastRenderedPageBreak/>
-        <w:t xml:space="preserve">Beyond formal exclusion, contact produces negative feedback effects. While scholars note exceptions, criminal legal contact socializes </w:t>
+        <w:t xml:space="preserve">routine constituent contact, or interest group representation – even as they are among those most </w:t>
       </w:r>
       <w:proofErr w:type="spellStart"/>
       <w:r>
-        <w:t>indivdiuals</w:t>
+        <w:t>goverened</w:t>
       </w:r>
       <w:proofErr w:type="spellEnd"/>
       <w:r>
-        <w:t xml:space="preserve"> and communities to view the state as adversarial and unresponsive, generating mistrust, withdrawal, and avoidance or political engagement. And here too, effects are not confined to those currently incarcerated but rather extend to families, social networks, and communities that are disproportionately targeted by policing and surveillance, where incarceration weakens social ties, collective efficacy, and organizational capacity (). </w:t>
-      </w:r>
-    </w:p>
-    <w:p>
-      <w:r>
-        <w:t xml:space="preserve">In turn, carceral citizens are rendered systematically unlikely to appear in the channels that legislators rely on to perceive and respond to constituencies – voting, organized advocacy, routine constituent contact, or interest group representation – even as they are among those most </w:t>
-      </w:r>
-      <w:proofErr w:type="spellStart"/>
-      <w:r>
-        <w:t>goverened</w:t>
-      </w:r>
-      <w:proofErr w:type="spellEnd"/>
-      <w:r>
         <w:t xml:space="preserve"> by the state. </w:t>
       </w:r>
     </w:p>
@@ -3630,6 +4192,24 @@
       </w:r>
       <w:r>
         <w:t xml:space="preserve">punishment, rights, and social membership. </w:t>
+      </w:r>
+    </w:p>
+    <w:p/>
+    <w:p/>
+    <w:p>
+      <w:pPr>
+        <w:pStyle w:val="font-claude-response-body"/>
+        <w:spacing w:line="360" w:lineRule="auto"/>
+        <w:ind w:firstLine="720"/>
+        <w:rPr>
+          <w:rFonts w:asciiTheme="minorHAnsi" w:hAnsiTheme="minorHAnsi"/>
+        </w:rPr>
+      </w:pPr>
+      <w:r>
+        <w:rPr>
+          <w:rFonts w:asciiTheme="minorHAnsi" w:hAnsiTheme="minorHAnsi"/>
+        </w:rPr>
+        <w:t>Critically, Pottle demonstrates that descriptive representatives are not immune: legislators of color may face even greater pressure toward deracialization and distancing from stigmatized communities, such that descriptive congruence does not straightforwardly translate into discursive recognition. The communicative distrust Mansbridge identifies is, in this view, not only historical but structurally incentivized — and descriptive presence, while necessary, is not sufficient to overcome it.</w:t>
       </w:r>
     </w:p>
     <w:p/>
@@ -3798,21 +4378,37 @@
           <w:i/>
           <w:iCs/>
         </w:rPr>
-        <w:t>: policy responsiveness, service responsiveness, and symbolic/constituency-making stuff</w:t>
-      </w:r>
+        <w:t xml:space="preserve">: policy responsiveness, service responsiveness, and symbolic/constituency-making </w:t>
+      </w:r>
+      <w:proofErr w:type="gramStart"/>
       <w:r>
         <w:rPr>
           <w:rFonts w:ascii="Times New Roman" w:hAnsi="Times New Roman" w:cs="Times New Roman"/>
           <w:i/>
           <w:iCs/>
         </w:rPr>
+        <w:t>stuff</w:t>
+      </w:r>
+      <w:r>
+        <w:rPr>
+          <w:rFonts w:ascii="Times New Roman" w:hAnsi="Times New Roman" w:cs="Times New Roman"/>
+          <w:i/>
+          <w:iCs/>
+        </w:rPr>
         <w:t xml:space="preserve"> </w:t>
       </w:r>
       <w:r>
         <w:rPr>
           <w:rFonts w:ascii="Times New Roman" w:hAnsi="Times New Roman" w:cs="Times New Roman"/>
         </w:rPr>
-        <w:t>]. In recognition of this</w:t>
+        <w:t>]</w:t>
+      </w:r>
+      <w:proofErr w:type="gramEnd"/>
+      <w:r>
+        <w:rPr>
+          <w:rFonts w:ascii="Times New Roman" w:hAnsi="Times New Roman" w:cs="Times New Roman"/>
+        </w:rPr>
+        <w:t>. In recognition of this</w:t>
       </w:r>
       <w:r>
         <w:rPr>
@@ -3870,14 +4466,8 @@
         <w:rPr>
           <w:rFonts w:ascii="Times New Roman" w:hAnsi="Times New Roman" w:cs="Times New Roman"/>
         </w:rPr>
-        <w:t xml:space="preserve">Those most impacted by the carceral state or likely to be in prison or jail are not white and affluent: the carceral state disproportionately impacts Black, Hispanic/Latino, and </w:t>
-      </w:r>
-      <w:r>
-        <w:rPr>
-          <w:rFonts w:ascii="Times New Roman" w:hAnsi="Times New Roman" w:cs="Times New Roman"/>
-        </w:rPr>
         <w:lastRenderedPageBreak/>
-        <w:t xml:space="preserve">low-income communities. That these groups already bear the historical brunt of political exclusion, to Mansbridge, creates a context where descriptive representation is particularly important (1999).  </w:t>
+        <w:t xml:space="preserve">Those most impacted by the carceral state or likely to be in prison or jail are not white and affluent: the carceral state disproportionately impacts Black, Hispanic/Latino, and low-income communities. That these groups already bear the historical brunt of political exclusion, to Mansbridge, creates a context where descriptive representation is particularly important (1999).  </w:t>
       </w:r>
     </w:p>
     <w:p>
@@ -4226,6 +4816,7 @@
         <w:rPr>
           <w:rFonts w:ascii="Times New Roman" w:hAnsi="Times New Roman" w:cs="Times New Roman"/>
         </w:rPr>
+        <w:lastRenderedPageBreak/>
         <w:t xml:space="preserve">Whether legislators </w:t>
       </w:r>
     </w:p>
@@ -4245,7 +4836,6 @@
         <w:rPr>
           <w:rFonts w:ascii="Times New Roman" w:hAnsi="Times New Roman" w:cs="Times New Roman"/>
         </w:rPr>
-        <w:lastRenderedPageBreak/>
         <w:t>Shared experiential identity might shape whether legislator symbolically recognizes carceral constituencies</w:t>
       </w:r>
     </w:p>
@@ -4369,8 +4959,13 @@
           <w:numId w:val="22"/>
         </w:numPr>
       </w:pPr>
-      <w:r>
-        <w:t xml:space="preserve">Thus considering legislators who have been proximally impacted important </w:t>
+      <w:proofErr w:type="gramStart"/>
+      <w:r>
+        <w:t>Thus</w:t>
+      </w:r>
+      <w:proofErr w:type="gramEnd"/>
+      <w:r>
+        <w:t xml:space="preserve"> considering legislators who have been proximally impacted important </w:t>
       </w:r>
     </w:p>
     <w:p>
@@ -4799,7 +5394,15 @@
         </w:numPr>
       </w:pPr>
       <w:r>
-        <w:t>[“returning to the Mansbridge quoting the other guy famous question”…proxies, or representation by people with proximate impact, also important because:</w:t>
+        <w:t xml:space="preserve">[“returning to the Mansbridge quoting the other guy famous </w:t>
+      </w:r>
+      <w:proofErr w:type="gramStart"/>
+      <w:r>
+        <w:t>question”…</w:t>
+      </w:r>
+      <w:proofErr w:type="gramEnd"/>
+      <w:r>
+        <w:t>proxies, or representation by people with proximate impact, also important because:</w:t>
       </w:r>
     </w:p>
     <w:p>
@@ -4835,7 +5438,15 @@
         </w:numPr>
       </w:pPr>
       <w:r>
-        <w:t>Still, in the world as it is its true that having committed or been convicted of a crime could be a barrier to election</w:t>
+        <w:t xml:space="preserve">Still, in the world as it is </w:t>
+      </w:r>
+      <w:proofErr w:type="gramStart"/>
+      <w:r>
+        <w:t>its</w:t>
+      </w:r>
+      <w:proofErr w:type="gramEnd"/>
+      <w:r>
+        <w:t xml:space="preserve"> true that having committed or been convicted of a crime could be a barrier to election</w:t>
       </w:r>
     </w:p>
     <w:p>
@@ -4978,7 +5589,39 @@
           <w:b/>
           <w:bCs/>
         </w:rPr>
-        <w:t>Paragraph on: the literature tells us that descriptive  -&gt; substantive (policy responsiveness) and (for now) service responsiveness</w:t>
+        <w:t xml:space="preserve">Paragraph </w:t>
+      </w:r>
+      <w:proofErr w:type="gramStart"/>
+      <w:r>
+        <w:rPr>
+          <w:b/>
+          <w:bCs/>
+        </w:rPr>
+        <w:t>on:</w:t>
+      </w:r>
+      <w:proofErr w:type="gramEnd"/>
+      <w:r>
+        <w:rPr>
+          <w:b/>
+          <w:bCs/>
+        </w:rPr>
+        <w:t xml:space="preserve"> the literature tells us that </w:t>
+      </w:r>
+      <w:proofErr w:type="gramStart"/>
+      <w:r>
+        <w:rPr>
+          <w:b/>
+          <w:bCs/>
+        </w:rPr>
+        <w:t>descriptive  -</w:t>
+      </w:r>
+      <w:proofErr w:type="gramEnd"/>
+      <w:r>
+        <w:rPr>
+          <w:b/>
+          <w:bCs/>
+        </w:rPr>
+        <w:t>&gt; substantive (policy responsiveness) and (for now) service responsiveness</w:t>
       </w:r>
     </w:p>
     <w:p>
@@ -5537,7 +6180,15 @@
       </w:r>
       <w:proofErr w:type="spellEnd"/>
       <w:r>
-        <w:t>, but if not maybe I have already scraped for legislators talking about impacted identify from</w:t>
+        <w:t xml:space="preserve">, but if </w:t>
+      </w:r>
+      <w:proofErr w:type="gramStart"/>
+      <w:r>
+        <w:t>not</w:t>
+      </w:r>
+      <w:proofErr w:type="gramEnd"/>
+      <w:r>
+        <w:t xml:space="preserve"> maybe I have already scraped for legislators talking about impacted identify from</w:t>
       </w:r>
     </w:p>
     <w:p>
@@ -5599,7 +6250,15 @@
         </w:numPr>
       </w:pPr>
       <w:r>
-        <w:t>(C) If so, ideally I can have also gathered data on:</w:t>
+        <w:t xml:space="preserve">(C) If so, </w:t>
+      </w:r>
+      <w:proofErr w:type="gramStart"/>
+      <w:r>
+        <w:t>ideally</w:t>
+      </w:r>
+      <w:proofErr w:type="gramEnd"/>
+      <w:r>
+        <w:t xml:space="preserve"> I can have also gathered data on:</w:t>
       </w:r>
     </w:p>
     <w:p>
@@ -9964,6 +10623,30 @@
       <w:szCs w:val="20"/>
     </w:rPr>
   </w:style>
+  <w:style w:type="paragraph" w:customStyle="1" w:styleId="font-claude-response-body">
+    <w:name w:val="font-claude-response-body"/>
+    <w:basedOn w:val="Normal"/>
+    <w:rsid w:val="00816D08"/>
+    <w:pPr>
+      <w:spacing w:before="100" w:beforeAutospacing="1" w:after="100" w:afterAutospacing="1" w:line="240" w:lineRule="auto"/>
+    </w:pPr>
+    <w:rPr>
+      <w:rFonts w:ascii="Times New Roman" w:eastAsia="Times New Roman" w:hAnsi="Times New Roman" w:cs="Times New Roman"/>
+      <w:kern w:val="0"/>
+      <w14:ligatures w14:val="none"/>
+    </w:rPr>
+  </w:style>
+  <w:style w:type="character" w:styleId="Emphasis">
+    <w:name w:val="Emphasis"/>
+    <w:basedOn w:val="DefaultParagraphFont"/>
+    <w:uiPriority w:val="20"/>
+    <w:qFormat/>
+    <w:rsid w:val="00816D08"/>
+    <w:rPr>
+      <w:i/>
+      <w:iCs/>
+    </w:rPr>
+  </w:style>
 </w:styles>
 </file>
 
